--- a/Cover_Letter_HC.docx
+++ b/Cover_Letter_HC.docx
@@ -42,7 +42,7 @@
           <w:rFonts w:ascii="Times New Roman" w:hAnsi="Times New Roman"/>
           <w:color w:val="000000"/>
         </w:rPr>
-        <w:t xml:space="preserve">August 14, 2026</w:t>
+        <w:t xml:space="preserve">August 16, 2026</w:t>
       </w:r>
     </w:p>
     <w:p>
@@ -127,7 +127,7 @@
           <w:bCs/>
           <w:color w:val="000000"/>
         </w:rPr>
-        <w:t xml:space="preserve">“Translation-related transcriptional programs in hepatocellular carcinoma: disease-context-dependent remodeling revealed by cross-disease comparison with heart failure”</w:t>
+        <w:t xml:space="preserve">“Translation-related transcriptional programs in HCC: disease-context-dependent remodeling versus heart failure”</w:t>
       </w:r>
       <w:r>
         <w:rPr>
